--- a/rus/docx/58.content.docx
+++ b/rus/docx/58.content.docx
@@ -19,7 +19,7 @@
         <w:rPr>
           <w:lang w:val="ru_RU" w:bidi="ru_RU"/>
         </w:rPr>
-        <w:t>Resource: Заметки к учебнику - Вступления к книгам (Тиндейл)</w:t>
+        <w:t>Resource: Tyndale Open Study Notes</w:t>
       </w:r>
       <w:r>
         <w:rPr>
@@ -112,7 +112,7 @@
         <w:rPr>
           <w:lang w:val="ru_RU" w:bidi="ru_RU"/>
         </w:rPr>
-        <w:t>Заметки к учебнику - Вступления к книгам (Тиндейл)</w:t>
+        <w:t>Tyndale Open Study Notes</w:t>
       </w:r>
     </w:p>
     <w:p>

--- a/rus/docx/58.content.docx
+++ b/rus/docx/58.content.docx
@@ -19,7 +19,7 @@
         <w:rPr>
           <w:lang w:val="ru_RU" w:bidi="ru_RU"/>
         </w:rPr>
-        <w:t>Resource: Tyndale Open Study Notes</w:t>
+        <w:t>Resource: Aquifer Open Study Notes (Book Intros)</w:t>
       </w:r>
       <w:r>
         <w:rPr>
@@ -112,7 +112,7 @@
         <w:rPr>
           <w:lang w:val="ru_RU" w:bidi="ru_RU"/>
         </w:rPr>
-        <w:t>Tyndale Open Study Notes</w:t>
+        <w:t>Aquifer Open Study Notes (Book Intros)</w:t>
       </w:r>
     </w:p>
     <w:p>

--- a/rus/docx/58.content.docx
+++ b/rus/docx/58.content.docx
@@ -272,90 +272,60 @@
         </w:rPr>
         <w:t>Верующие, которым было адресовано Послание к Евреям, вероятно, принадлежали к группе домашних церквей в Риме в начале 60-х гг. Христианская община в Риме была основана, скорее всего, в 30-х годах I в., когда люди, присутствовавшие в Иерусалиме на празднике Пятидесятницы (</w:t>
       </w:r>
-      <w:hyperlink r:id="rId13">
-        <w:r>
-          <w:rPr>
-            <w:lang w:val="ru_RU" w:bidi="ru_RU"/>
-          </w:rPr>
-          <w:rPr>
-            <w:color w:val="0000EE"/>
-            <w:u w:val="single"/>
-          </w:rPr>
-          <w:t>Деян.2:10</w:t>
-        </w:r>
-      </w:hyperlink>
+      <w:r>
+        <w:rPr>
+          <w:lang w:val="ru_RU" w:bidi="ru_RU"/>
+        </w:rPr>
+        <w:t>Деян.2:10</w:t>
+      </w:r>
       <w:r>
         <w:rPr>
           <w:lang w:val="ru_RU" w:bidi="ru_RU"/>
         </w:rPr>
         <w:t>), вернулись домой. Римские верующие проявили мужество и стойкость (</w:t>
       </w:r>
-      <w:hyperlink r:id="rId14">
-        <w:r>
-          <w:rPr>
-            <w:lang w:val="ru_RU" w:bidi="ru_RU"/>
-          </w:rPr>
-          <w:rPr>
-            <w:color w:val="0000EE"/>
-            <w:u w:val="single"/>
-          </w:rPr>
-          <w:t>Евр.10:32–34</w:t>
-        </w:r>
-      </w:hyperlink>
+      <w:r>
+        <w:rPr>
+          <w:lang w:val="ru_RU" w:bidi="ru_RU"/>
+        </w:rPr>
+        <w:t>Евр.10:32–34</w:t>
+      </w:r>
       <w:r>
         <w:rPr>
           <w:lang w:val="ru_RU" w:bidi="ru_RU"/>
         </w:rPr>
         <w:t>), но к тому времени, когда было написано Послание к Евреям, духовный пыл некоторых остыл (</w:t>
       </w:r>
-      <w:hyperlink r:id="rId15">
-        <w:r>
-          <w:rPr>
-            <w:lang w:val="ru_RU" w:bidi="ru_RU"/>
-          </w:rPr>
-          <w:rPr>
-            <w:color w:val="0000EE"/>
-            <w:u w:val="single"/>
-          </w:rPr>
-          <w:t>5:11–14</w:t>
-        </w:r>
-      </w:hyperlink>
+      <w:r>
+        <w:rPr>
+          <w:lang w:val="ru_RU" w:bidi="ru_RU"/>
+        </w:rPr>
+        <w:t>5:11–14</w:t>
+      </w:r>
       <w:r>
         <w:rPr>
           <w:lang w:val="ru_RU" w:bidi="ru_RU"/>
         </w:rPr>
         <w:t>), а их богословские взгляды исказились (</w:t>
       </w:r>
-      <w:hyperlink r:id="rId16">
-        <w:r>
-          <w:rPr>
-            <w:lang w:val="ru_RU" w:bidi="ru_RU"/>
-          </w:rPr>
-          <w:rPr>
-            <w:color w:val="0000EE"/>
-            <w:u w:val="single"/>
-          </w:rPr>
-          <w:t>2:1</w:t>
-        </w:r>
-      </w:hyperlink>
+      <w:r>
+        <w:rPr>
+          <w:lang w:val="ru_RU" w:bidi="ru_RU"/>
+        </w:rPr>
+        <w:t>2:1</w:t>
+      </w:r>
       <w:r>
         <w:rPr>
           <w:lang w:val="ru_RU" w:bidi="ru_RU"/>
         </w:rPr>
         <w:t>). Некоторые из них даже оставили Христа и покинули церковь (</w:t>
       </w:r>
-      <w:hyperlink r:id="rId17">
-        <w:r>
-          <w:rPr>
-            <w:lang w:val="ru_RU" w:bidi="ru_RU"/>
-          </w:rPr>
-          <w:rPr>
-            <w:color w:val="0000EE"/>
-            <w:u w:val="single"/>
-          </w:rPr>
-          <w:t>6:4–8</w:t>
-        </w:r>
-      </w:hyperlink>
+      <w:r>
+        <w:rPr>
+          <w:lang w:val="ru_RU" w:bidi="ru_RU"/>
+        </w:rPr>
+        <w:t>6:4–8</w:t>
+      </w:r>
       <w:r>
         <w:rPr>
           <w:lang w:val="ru_RU" w:bidi="ru_RU"/>
@@ -427,198 +397,132 @@
         </w:rPr>
         <w:t>После введения ко всей проповеди (</w:t>
       </w:r>
-      <w:hyperlink r:id="rId18">
-        <w:r>
-          <w:rPr>
-            <w:lang w:val="ru_RU" w:bidi="ru_RU"/>
-          </w:rPr>
-          <w:rPr>
-            <w:color w:val="0000EE"/>
-            <w:u w:val="single"/>
-          </w:rPr>
-          <w:t>1:1–4</w:t>
-        </w:r>
-      </w:hyperlink>
+      <w:r>
+        <w:rPr>
+          <w:lang w:val="ru_RU" w:bidi="ru_RU"/>
+        </w:rPr>
+        <w:t>1:1–4</w:t>
+      </w:r>
       <w:r>
         <w:rPr>
           <w:lang w:val="ru_RU" w:bidi="ru_RU"/>
         </w:rPr>
         <w:t>) экспозиция описывает превосходство Христа в двух больших блоках. Первый блок (</w:t>
       </w:r>
-      <w:hyperlink r:id="rId19">
-        <w:r>
-          <w:rPr>
-            <w:lang w:val="ru_RU" w:bidi="ru_RU"/>
-          </w:rPr>
-          <w:rPr>
-            <w:color w:val="0000EE"/>
-            <w:u w:val="single"/>
-          </w:rPr>
-          <w:t>1:5–2:18</w:t>
-        </w:r>
-      </w:hyperlink>
+      <w:r>
+        <w:rPr>
+          <w:lang w:val="ru_RU" w:bidi="ru_RU"/>
+        </w:rPr>
+        <w:t>1:5–2:18</w:t>
+      </w:r>
       <w:r>
         <w:rPr>
           <w:lang w:val="ru_RU" w:bidi="ru_RU"/>
         </w:rPr>
         <w:t>) объясняет превосходство Сына над ангелами. Ангелы — это слуги (</w:t>
       </w:r>
-      <w:hyperlink r:id="rId20">
-        <w:r>
-          <w:rPr>
-            <w:lang w:val="ru_RU" w:bidi="ru_RU"/>
-          </w:rPr>
-          <w:rPr>
-            <w:color w:val="0000EE"/>
-            <w:u w:val="single"/>
-          </w:rPr>
-          <w:t>1:6–7</w:t>
-        </w:r>
-      </w:hyperlink>
+      <w:r>
+        <w:rPr>
+          <w:lang w:val="ru_RU" w:bidi="ru_RU"/>
+        </w:rPr>
+        <w:t>1:6–7</w:t>
+      </w:r>
       <w:r>
         <w:rPr>
           <w:lang w:val="ru_RU" w:bidi="ru_RU"/>
         </w:rPr>
         <w:t xml:space="preserve">, </w:t>
       </w:r>
-      <w:hyperlink r:id="rId21">
-        <w:r>
-          <w:rPr>
-            <w:lang w:val="ru_RU" w:bidi="ru_RU"/>
-          </w:rPr>
-          <w:rPr>
-            <w:color w:val="0000EE"/>
-            <w:u w:val="single"/>
-          </w:rPr>
-          <w:t>14</w:t>
-        </w:r>
-      </w:hyperlink>
+      <w:r>
+        <w:rPr>
+          <w:lang w:val="ru_RU" w:bidi="ru_RU"/>
+        </w:rPr>
+        <w:t>14</w:t>
+      </w:r>
       <w:r>
         <w:rPr>
           <w:lang w:val="ru_RU" w:bidi="ru_RU"/>
         </w:rPr>
         <w:t>), но превознесённый Сын (</w:t>
       </w:r>
-      <w:hyperlink r:id="rId22">
-        <w:r>
-          <w:rPr>
-            <w:lang w:val="ru_RU" w:bidi="ru_RU"/>
-          </w:rPr>
-          <w:rPr>
-            <w:color w:val="0000EE"/>
-            <w:u w:val="single"/>
-          </w:rPr>
-          <w:t>1:13</w:t>
-        </w:r>
-      </w:hyperlink>
+      <w:r>
+        <w:rPr>
+          <w:lang w:val="ru_RU" w:bidi="ru_RU"/>
+        </w:rPr>
+        <w:t>1:13</w:t>
+      </w:r>
       <w:r>
         <w:rPr>
           <w:lang w:val="ru_RU" w:bidi="ru_RU"/>
         </w:rPr>
         <w:t>), в силу Своих уникальных отношений с Отцом (</w:t>
       </w:r>
-      <w:hyperlink r:id="rId23">
-        <w:r>
-          <w:rPr>
-            <w:lang w:val="ru_RU" w:bidi="ru_RU"/>
-          </w:rPr>
-          <w:rPr>
-            <w:color w:val="0000EE"/>
-            <w:u w:val="single"/>
-          </w:rPr>
-          <w:t>1:5</w:t>
-        </w:r>
-      </w:hyperlink>
+      <w:r>
+        <w:rPr>
+          <w:lang w:val="ru_RU" w:bidi="ru_RU"/>
+        </w:rPr>
+        <w:t>1:5</w:t>
+      </w:r>
       <w:r>
         <w:rPr>
           <w:lang w:val="ru_RU" w:bidi="ru_RU"/>
         </w:rPr>
         <w:t>), является Господом, Творцом и Хранителем Вселенной; Он — истинный Бог (</w:t>
       </w:r>
-      <w:hyperlink r:id="rId24">
-        <w:r>
-          <w:rPr>
-            <w:lang w:val="ru_RU" w:bidi="ru_RU"/>
-          </w:rPr>
-          <w:rPr>
-            <w:color w:val="0000EE"/>
-            <w:u w:val="single"/>
-          </w:rPr>
-          <w:t>1:8–12</w:t>
-        </w:r>
-      </w:hyperlink>
+      <w:r>
+        <w:rPr>
+          <w:lang w:val="ru_RU" w:bidi="ru_RU"/>
+        </w:rPr>
+        <w:t>1:8–12</w:t>
+      </w:r>
       <w:r>
         <w:rPr>
           <w:lang w:val="ru_RU" w:bidi="ru_RU"/>
         </w:rPr>
         <w:t>). Автор призывает своих слушателей быть внимательными к тому учению о спасении, которому они были научены (</w:t>
       </w:r>
-      <w:hyperlink r:id="rId25">
-        <w:r>
-          <w:rPr>
-            <w:lang w:val="ru_RU" w:bidi="ru_RU"/>
-          </w:rPr>
-          <w:rPr>
-            <w:color w:val="0000EE"/>
-            <w:u w:val="single"/>
-          </w:rPr>
-          <w:t>2:1–4</w:t>
-        </w:r>
-      </w:hyperlink>
+      <w:r>
+        <w:rPr>
+          <w:lang w:val="ru_RU" w:bidi="ru_RU"/>
+        </w:rPr>
+        <w:t>2:1–4</w:t>
+      </w:r>
       <w:r>
         <w:rPr>
           <w:lang w:val="ru_RU" w:bidi="ru_RU"/>
         </w:rPr>
         <w:t>), и затем продолжает экспозицию. Когда Христос стал человеком, Его превознесённое положение было временно понижено, и стало даже ниже, чем у ангелов (</w:t>
       </w:r>
-      <w:hyperlink r:id="rId26">
-        <w:r>
-          <w:rPr>
-            <w:lang w:val="ru_RU" w:bidi="ru_RU"/>
-          </w:rPr>
-          <w:rPr>
-            <w:color w:val="0000EE"/>
-            <w:u w:val="single"/>
-          </w:rPr>
-          <w:t>2:5–9</w:t>
-        </w:r>
-      </w:hyperlink>
+      <w:r>
+        <w:rPr>
+          <w:lang w:val="ru_RU" w:bidi="ru_RU"/>
+        </w:rPr>
+        <w:t>2:5–9</w:t>
+      </w:r>
       <w:r>
         <w:rPr>
           <w:lang w:val="ru_RU" w:bidi="ru_RU"/>
         </w:rPr>
         <w:t>). Иисус облёкся в плоть и кровь, чтобы умереть и освободить нас (</w:t>
       </w:r>
-      <w:hyperlink r:id="rId27">
-        <w:r>
-          <w:rPr>
-            <w:lang w:val="ru_RU" w:bidi="ru_RU"/>
-          </w:rPr>
-          <w:rPr>
-            <w:color w:val="0000EE"/>
-            <w:u w:val="single"/>
-          </w:rPr>
-          <w:t>2:10–18</w:t>
-        </w:r>
-      </w:hyperlink>
+      <w:r>
+        <w:rPr>
+          <w:lang w:val="ru_RU" w:bidi="ru_RU"/>
+        </w:rPr>
+        <w:t>2:10–18</w:t>
+      </w:r>
       <w:r>
         <w:rPr>
           <w:lang w:val="ru_RU" w:bidi="ru_RU"/>
         </w:rPr>
         <w:t>). За первым блоком экспозиции следует увещание (</w:t>
       </w:r>
-      <w:hyperlink r:id="rId28">
-        <w:r>
-          <w:rPr>
-            <w:lang w:val="ru_RU" w:bidi="ru_RU"/>
-          </w:rPr>
-          <w:rPr>
-            <w:color w:val="0000EE"/>
-            <w:u w:val="single"/>
-          </w:rPr>
-          <w:t>3:1–4:13</w:t>
-        </w:r>
-      </w:hyperlink>
+      <w:r>
+        <w:rPr>
+          <w:lang w:val="ru_RU" w:bidi="ru_RU"/>
+        </w:rPr>
+        <w:t>3:1–4:13</w:t>
+      </w:r>
       <w:r>
         <w:rPr>
           <w:lang w:val="ru_RU" w:bidi="ru_RU"/>
@@ -639,162 +543,108 @@
         </w:rPr>
         <w:t>Второй блок экспозиции (</w:t>
       </w:r>
-      <w:hyperlink r:id="rId29">
-        <w:r>
-          <w:rPr>
-            <w:lang w:val="ru_RU" w:bidi="ru_RU"/>
-          </w:rPr>
-          <w:rPr>
-            <w:color w:val="0000EE"/>
-            <w:u w:val="single"/>
-          </w:rPr>
-          <w:t>4:14–10:18</w:t>
-        </w:r>
-      </w:hyperlink>
+      <w:r>
+        <w:rPr>
+          <w:lang w:val="ru_RU" w:bidi="ru_RU"/>
+        </w:rPr>
+        <w:t>4:14–10:18</w:t>
+      </w:r>
       <w:r>
         <w:rPr>
           <w:lang w:val="ru_RU" w:bidi="ru_RU"/>
         </w:rPr>
         <w:t xml:space="preserve">) говорит о превосходстве Сына, нашего Первосвященника, над ветхозаветной системой жертвоприношений. После краткого введения в тему </w:t>
       </w:r>
-      <w:hyperlink r:id="rId30">
-        <w:r>
-          <w:rPr>
-            <w:lang w:val="ru_RU" w:bidi="ru_RU"/>
-          </w:rPr>
-          <w:rPr>
-            <w:color w:val="0000EE"/>
-            <w:u w:val="single"/>
-          </w:rPr>
-          <w:t>4:14–16</w:t>
-        </w:r>
-      </w:hyperlink>
+      <w:r>
+        <w:rPr>
+          <w:lang w:val="ru_RU" w:bidi="ru_RU"/>
+        </w:rPr>
+        <w:t>4:14–16</w:t>
+      </w:r>
       <w:r>
         <w:rPr>
           <w:lang w:val="ru_RU" w:bidi="ru_RU"/>
         </w:rPr>
         <w:t xml:space="preserve"> автор говорит о назначении Сына великим Первосвященником (</w:t>
       </w:r>
-      <w:hyperlink r:id="rId31">
-        <w:r>
-          <w:rPr>
-            <w:lang w:val="ru_RU" w:bidi="ru_RU"/>
-          </w:rPr>
-          <w:rPr>
-            <w:color w:val="0000EE"/>
-            <w:u w:val="single"/>
-          </w:rPr>
-          <w:t>5:1–10</w:t>
-        </w:r>
-      </w:hyperlink>
+      <w:r>
+        <w:rPr>
+          <w:lang w:val="ru_RU" w:bidi="ru_RU"/>
+        </w:rPr>
+        <w:t>5:1–10</w:t>
+      </w:r>
       <w:r>
         <w:rPr>
           <w:lang w:val="ru_RU" w:bidi="ru_RU"/>
         </w:rPr>
         <w:t>) и указывает на духовную незрелость общины (</w:t>
       </w:r>
-      <w:hyperlink r:id="rId32">
-        <w:r>
-          <w:rPr>
-            <w:lang w:val="ru_RU" w:bidi="ru_RU"/>
-          </w:rPr>
-          <w:rPr>
-            <w:color w:val="0000EE"/>
-            <w:u w:val="single"/>
-          </w:rPr>
-          <w:t>5:11–6:20</w:t>
-        </w:r>
-      </w:hyperlink>
+      <w:r>
+        <w:rPr>
+          <w:lang w:val="ru_RU" w:bidi="ru_RU"/>
+        </w:rPr>
+        <w:t>5:11–6:20</w:t>
+      </w:r>
       <w:r>
         <w:rPr>
           <w:lang w:val="ru_RU" w:bidi="ru_RU"/>
         </w:rPr>
         <w:t>). Обсуждение превосходства Мелхиседека над священниками-левитами (</w:t>
       </w:r>
-      <w:hyperlink r:id="rId33">
-        <w:r>
-          <w:rPr>
-            <w:lang w:val="ru_RU" w:bidi="ru_RU"/>
-          </w:rPr>
-          <w:rPr>
-            <w:color w:val="0000EE"/>
-            <w:u w:val="single"/>
-          </w:rPr>
-          <w:t>7:1–10</w:t>
-        </w:r>
-      </w:hyperlink>
+      <w:r>
+        <w:rPr>
+          <w:lang w:val="ru_RU" w:bidi="ru_RU"/>
+        </w:rPr>
+        <w:t>7:1–10</w:t>
+      </w:r>
       <w:r>
         <w:rPr>
           <w:lang w:val="ru_RU" w:bidi="ru_RU"/>
         </w:rPr>
         <w:t>) становится основой того, что Иисус называется Первосвященником по чину Мелхиседека (</w:t>
       </w:r>
-      <w:hyperlink r:id="rId34">
-        <w:r>
-          <w:rPr>
-            <w:lang w:val="ru_RU" w:bidi="ru_RU"/>
-          </w:rPr>
-          <w:rPr>
-            <w:color w:val="0000EE"/>
-            <w:u w:val="single"/>
-          </w:rPr>
-          <w:t>7:11–28</w:t>
-        </w:r>
-      </w:hyperlink>
+      <w:r>
+        <w:rPr>
+          <w:lang w:val="ru_RU" w:bidi="ru_RU"/>
+        </w:rPr>
+        <w:t>7:11–28</w:t>
+      </w:r>
       <w:r>
         <w:rPr>
           <w:lang w:val="ru_RU" w:bidi="ru_RU"/>
         </w:rPr>
         <w:t>). Коротко говоря, Иисус стал священником не в соответствии с условиями закона Ветхого Завета, в котором говорится, что священники должны быть из колена Левия. Но Он был поставлен Самим Богом, с клятвой, на основании Его «навеки совершенной» жизни. Затем в экспозиции говорится о превосходстве жертвы, принесённой Этим Первосвященником (</w:t>
       </w:r>
-      <w:hyperlink r:id="rId35">
-        <w:r>
-          <w:rPr>
-            <w:lang w:val="ru_RU" w:bidi="ru_RU"/>
-          </w:rPr>
-          <w:rPr>
-            <w:color w:val="0000EE"/>
-            <w:u w:val="single"/>
-          </w:rPr>
-          <w:t>8:3–10:18</w:t>
-        </w:r>
-      </w:hyperlink>
+      <w:r>
+        <w:rPr>
+          <w:lang w:val="ru_RU" w:bidi="ru_RU"/>
+        </w:rPr>
+        <w:t>8:3–10:18</w:t>
+      </w:r>
       <w:r>
         <w:rPr>
           <w:lang w:val="ru_RU" w:bidi="ru_RU"/>
         </w:rPr>
         <w:t>). Как и земные священники, Этот Первосвященник должен был принести жертву за грехи, но Его приношение было приношением нового завета (</w:t>
       </w:r>
-      <w:hyperlink r:id="rId36">
-        <w:r>
-          <w:rPr>
-            <w:lang w:val="ru_RU" w:bidi="ru_RU"/>
-          </w:rPr>
-          <w:rPr>
-            <w:color w:val="0000EE"/>
-            <w:u w:val="single"/>
-          </w:rPr>
-          <w:t>8:7–13</w:t>
-        </w:r>
-      </w:hyperlink>
+      <w:r>
+        <w:rPr>
+          <w:lang w:val="ru_RU" w:bidi="ru_RU"/>
+        </w:rPr>
+        <w:t>8:7–13</w:t>
+      </w:r>
       <w:r>
         <w:rPr>
           <w:lang w:val="ru_RU" w:bidi="ru_RU"/>
         </w:rPr>
         <w:t>), а новый завет превосходнее старого (</w:t>
       </w:r>
-      <w:hyperlink r:id="rId37">
-        <w:r>
-          <w:rPr>
-            <w:lang w:val="ru_RU" w:bidi="ru_RU"/>
-          </w:rPr>
-          <w:rPr>
-            <w:color w:val="0000EE"/>
-            <w:u w:val="single"/>
-          </w:rPr>
-          <w:t>9:1–10:18</w:t>
-        </w:r>
-      </w:hyperlink>
+      <w:r>
+        <w:rPr>
+          <w:lang w:val="ru_RU" w:bidi="ru_RU"/>
+        </w:rPr>
+        <w:t>9:1–10:18</w:t>
+      </w:r>
       <w:r>
         <w:rPr>
           <w:lang w:val="ru_RU" w:bidi="ru_RU"/>
@@ -815,36 +665,24 @@
         </w:rPr>
         <w:t>Последняя большая часть (</w:t>
       </w:r>
-      <w:hyperlink r:id="rId38">
-        <w:r>
-          <w:rPr>
-            <w:lang w:val="ru_RU" w:bidi="ru_RU"/>
-          </w:rPr>
-          <w:rPr>
-            <w:color w:val="0000EE"/>
-            <w:u w:val="single"/>
-          </w:rPr>
-          <w:t>10:19–13:25</w:t>
-        </w:r>
-      </w:hyperlink>
+      <w:r>
+        <w:rPr>
+          <w:lang w:val="ru_RU" w:bidi="ru_RU"/>
+        </w:rPr>
+        <w:t>10:19–13:25</w:t>
+      </w:r>
       <w:r>
         <w:rPr>
           <w:lang w:val="ru_RU" w:bidi="ru_RU"/>
         </w:rPr>
         <w:t>) является увещанием, призывающим слушателей откликнуться на весть о Христе с верой. Книга заканчивается благословением и формальным заключением (</w:t>
       </w:r>
-      <w:hyperlink r:id="rId39">
-        <w:r>
-          <w:rPr>
-            <w:lang w:val="ru_RU" w:bidi="ru_RU"/>
-          </w:rPr>
-          <w:rPr>
-            <w:color w:val="0000EE"/>
-            <w:u w:val="single"/>
-          </w:rPr>
-          <w:t>13:20–25</w:t>
-        </w:r>
-      </w:hyperlink>
+      <w:r>
+        <w:rPr>
+          <w:lang w:val="ru_RU" w:bidi="ru_RU"/>
+        </w:rPr>
+        <w:t>13:20–25</w:t>
+      </w:r>
       <w:r>
         <w:rPr>
           <w:lang w:val="ru_RU" w:bidi="ru_RU"/>
@@ -890,72 +728,48 @@
         </w:rPr>
         <w:t xml:space="preserve">Почти все современные исследователи сходятся во мнении, что автором Послания к Евреям был не Павел. Во-первых, в </w:t>
       </w:r>
-      <w:hyperlink r:id="rId40">
-        <w:r>
-          <w:rPr>
-            <w:lang w:val="ru_RU" w:bidi="ru_RU"/>
-          </w:rPr>
-          <w:rPr>
-            <w:color w:val="0000EE"/>
-            <w:u w:val="single"/>
-          </w:rPr>
-          <w:t>2:3</w:t>
-        </w:r>
-      </w:hyperlink>
+      <w:r>
+        <w:rPr>
+          <w:lang w:val="ru_RU" w:bidi="ru_RU"/>
+        </w:rPr>
+        <w:t>2:3</w:t>
+      </w:r>
       <w:r>
         <w:rPr>
           <w:lang w:val="ru_RU" w:bidi="ru_RU"/>
         </w:rPr>
         <w:t xml:space="preserve"> автор изображён как тот, кто получил Благую Весть от первоначальных свидетелей, ходивших со Христом, и это совсем не похоже на Павла (см. </w:t>
       </w:r>
-      <w:hyperlink r:id="rId41">
-        <w:r>
-          <w:rPr>
-            <w:lang w:val="ru_RU" w:bidi="ru_RU"/>
-          </w:rPr>
-          <w:rPr>
-            <w:color w:val="0000EE"/>
-            <w:u w:val="single"/>
-          </w:rPr>
-          <w:t>Рим.1:1</w:t>
-        </w:r>
-      </w:hyperlink>
+      <w:r>
+        <w:rPr>
+          <w:lang w:val="ru_RU" w:bidi="ru_RU"/>
+        </w:rPr>
+        <w:t>Рим.1:1</w:t>
+      </w:r>
       <w:r>
         <w:rPr>
           <w:lang w:val="ru_RU" w:bidi="ru_RU"/>
         </w:rPr>
         <w:t xml:space="preserve">; </w:t>
       </w:r>
-      <w:hyperlink r:id="rId42">
-        <w:r>
-          <w:rPr>
-            <w:lang w:val="ru_RU" w:bidi="ru_RU"/>
-          </w:rPr>
-          <w:rPr>
-            <w:color w:val="0000EE"/>
-            <w:u w:val="single"/>
-          </w:rPr>
-          <w:t>1Кор.15:8</w:t>
-        </w:r>
-      </w:hyperlink>
+      <w:r>
+        <w:rPr>
+          <w:lang w:val="ru_RU" w:bidi="ru_RU"/>
+        </w:rPr>
+        <w:t>1Кор.15:8</w:t>
+      </w:r>
       <w:r>
         <w:rPr>
           <w:lang w:val="ru_RU" w:bidi="ru_RU"/>
         </w:rPr>
         <w:t xml:space="preserve">; </w:t>
       </w:r>
-      <w:hyperlink r:id="rId43">
-        <w:r>
-          <w:rPr>
-            <w:lang w:val="ru_RU" w:bidi="ru_RU"/>
-          </w:rPr>
-          <w:rPr>
-            <w:color w:val="0000EE"/>
-            <w:u w:val="single"/>
-          </w:rPr>
-          <w:t>Гал.1:11–16</w:t>
-        </w:r>
-      </w:hyperlink>
+      <w:r>
+        <w:rPr>
+          <w:lang w:val="ru_RU" w:bidi="ru_RU"/>
+        </w:rPr>
+        <w:t>Гал.1:11–16</w:t>
+      </w:r>
       <w:r>
         <w:rPr>
           <w:lang w:val="ru_RU" w:bidi="ru_RU"/>
@@ -976,18 +790,12 @@
         </w:rPr>
         <w:t xml:space="preserve">На протяжении веков было предложено много вариантов возможных авторов — Филипп, Прискилла, Лука, Варнава, Иуда и Климент Римский. Мартин Лютер предположил, что это послание мог написать Аполлос, и эта идея стала одной из самых популярных. В </w:t>
       </w:r>
-      <w:hyperlink r:id="rId44">
-        <w:r>
-          <w:rPr>
-            <w:lang w:val="ru_RU" w:bidi="ru_RU"/>
-          </w:rPr>
-          <w:rPr>
-            <w:color w:val="0000EE"/>
-            <w:u w:val="single"/>
-          </w:rPr>
-          <w:t>Деян.18:24–26</w:t>
-        </w:r>
-      </w:hyperlink>
+      <w:r>
+        <w:rPr>
+          <w:lang w:val="ru_RU" w:bidi="ru_RU"/>
+        </w:rPr>
+        <w:t>Деян.18:24–26</w:t>
+      </w:r>
       <w:r>
         <w:rPr>
           <w:lang w:val="ru_RU" w:bidi="ru_RU"/>
@@ -1033,18 +841,12 @@
         </w:rPr>
         <w:t>Автор пишет: «Приветствуйте всех начальников ваших и всех святых. Приветствуют вас Италийские» (</w:t>
       </w:r>
-      <w:hyperlink r:id="rId45">
-        <w:r>
-          <w:rPr>
-            <w:lang w:val="ru_RU" w:bidi="ru_RU"/>
-          </w:rPr>
-          <w:rPr>
-            <w:color w:val="0000EE"/>
-            <w:u w:val="single"/>
-          </w:rPr>
-          <w:t>Евр.13:24</w:t>
-        </w:r>
-      </w:hyperlink>
+      <w:r>
+        <w:rPr>
+          <w:lang w:val="ru_RU" w:bidi="ru_RU"/>
+        </w:rPr>
+        <w:t>Евр.13:24</w:t>
+      </w:r>
       <w:r>
         <w:rPr>
           <w:lang w:val="ru_RU" w:bidi="ru_RU"/>
@@ -1090,18 +892,12 @@
         </w:rPr>
         <w:t xml:space="preserve">Очевидно, что некоторые члены христианской общины с трудом могли сохранять свои убеждения, так как подверглись гонениям. Такие отрывки как </w:t>
       </w:r>
-      <w:hyperlink r:id="rId46">
-        <w:r>
-          <w:rPr>
-            <w:lang w:val="ru_RU" w:bidi="ru_RU"/>
-          </w:rPr>
-          <w:rPr>
-            <w:color w:val="0000EE"/>
-            <w:u w:val="single"/>
-          </w:rPr>
-          <w:t>Евр.10:32–39</w:t>
-        </w:r>
-      </w:hyperlink>
+      <w:r>
+        <w:rPr>
+          <w:lang w:val="ru_RU" w:bidi="ru_RU"/>
+        </w:rPr>
+        <w:t>Евр.10:32–39</w:t>
+      </w:r>
       <w:r>
         <w:rPr>
           <w:lang w:val="ru_RU" w:bidi="ru_RU"/>
@@ -1122,18 +918,12 @@
         </w:rPr>
         <w:t xml:space="preserve">Если верно предположение о том, что это послание было написано в Рим, то эти слова увещания, возможно, были вызваны гонениями, произошедшими при императоре Нероне в середине 60-х гг. I в. Эти жестокие гонения, послужившие причиной мученической смерти многих христиан, хорошо известны. Также возможно, что Послание к Евреям было написано после 70 г. I в. Это предположение менее вероятно, потому что во время написания Послания к Евреям, похоже, никто из общины ещё не сталкивался с мученической смертью (см. </w:t>
       </w:r>
-      <w:hyperlink r:id="rId47">
-        <w:r>
-          <w:rPr>
-            <w:lang w:val="ru_RU" w:bidi="ru_RU"/>
-          </w:rPr>
-          <w:rPr>
-            <w:color w:val="0000EE"/>
-            <w:u w:val="single"/>
-          </w:rPr>
-          <w:t>12:4</w:t>
-        </w:r>
-      </w:hyperlink>
+      <w:r>
+        <w:rPr>
+          <w:lang w:val="ru_RU" w:bidi="ru_RU"/>
+        </w:rPr>
+        <w:t>12:4</w:t>
+      </w:r>
       <w:r>
         <w:rPr>
           <w:lang w:val="ru_RU" w:bidi="ru_RU"/>
@@ -1165,72 +955,48 @@
         </w:rPr>
         <w:t>Бог говорил о Своём Сыне и через Своего Сына (</w:t>
       </w:r>
-      <w:hyperlink r:id="rId48">
-        <w:r>
-          <w:rPr>
-            <w:lang w:val="ru_RU" w:bidi="ru_RU"/>
-          </w:rPr>
-          <w:rPr>
-            <w:color w:val="0000EE"/>
-            <w:u w:val="single"/>
-          </w:rPr>
-          <w:t>1:1–3</w:t>
-        </w:r>
-      </w:hyperlink>
+      <w:r>
+        <w:rPr>
+          <w:lang w:val="ru_RU" w:bidi="ru_RU"/>
+        </w:rPr>
+        <w:t>1:1–3</w:t>
+      </w:r>
       <w:r>
         <w:rPr>
           <w:lang w:val="ru_RU" w:bidi="ru_RU"/>
         </w:rPr>
         <w:t>), и тех, кто не слушает и не отвечает послушанием этому слову, ожидают ужасные последствия (</w:t>
       </w:r>
-      <w:hyperlink r:id="rId49">
-        <w:r>
-          <w:rPr>
-            <w:lang w:val="ru_RU" w:bidi="ru_RU"/>
-          </w:rPr>
-          <w:rPr>
-            <w:color w:val="0000EE"/>
-            <w:u w:val="single"/>
-          </w:rPr>
-          <w:t>2:1–3</w:t>
-        </w:r>
-      </w:hyperlink>
+      <w:r>
+        <w:rPr>
+          <w:lang w:val="ru_RU" w:bidi="ru_RU"/>
+        </w:rPr>
+        <w:t>2:1–3</w:t>
+      </w:r>
       <w:r>
         <w:rPr>
           <w:lang w:val="ru_RU" w:bidi="ru_RU"/>
         </w:rPr>
         <w:t>). В конце концов Иисус, Творец и Хранитель Вселенной (</w:t>
       </w:r>
-      <w:hyperlink r:id="rId50">
-        <w:r>
-          <w:rPr>
-            <w:lang w:val="ru_RU" w:bidi="ru_RU"/>
-          </w:rPr>
-          <w:rPr>
-            <w:color w:val="0000EE"/>
-            <w:u w:val="single"/>
-          </w:rPr>
-          <w:t>1:2–3</w:t>
-        </w:r>
-      </w:hyperlink>
+      <w:r>
+        <w:rPr>
+          <w:lang w:val="ru_RU" w:bidi="ru_RU"/>
+        </w:rPr>
+        <w:t>1:2–3</w:t>
+      </w:r>
       <w:r>
         <w:rPr>
           <w:lang w:val="ru_RU" w:bidi="ru_RU"/>
         </w:rPr>
         <w:t>), свернёт сотворённый порядок, как человек сворачивает старую одежду (</w:t>
       </w:r>
-      <w:hyperlink r:id="rId51">
-        <w:r>
-          <w:rPr>
-            <w:lang w:val="ru_RU" w:bidi="ru_RU"/>
-          </w:rPr>
-          <w:rPr>
-            <w:color w:val="0000EE"/>
-            <w:u w:val="single"/>
-          </w:rPr>
-          <w:t>1:10–12</w:t>
-        </w:r>
-      </w:hyperlink>
+      <w:r>
+        <w:rPr>
+          <w:lang w:val="ru_RU" w:bidi="ru_RU"/>
+        </w:rPr>
+        <w:t>1:10–12</w:t>
+      </w:r>
       <w:r>
         <w:rPr>
           <w:lang w:val="ru_RU" w:bidi="ru_RU"/>
@@ -1251,72 +1017,48 @@
         </w:rPr>
         <w:t>Иисус в высшей степени достоин нашего посвящения, поклонения и веры. Он превосходит ангелов (</w:t>
       </w:r>
-      <w:hyperlink r:id="rId52">
-        <w:r>
-          <w:rPr>
-            <w:lang w:val="ru_RU" w:bidi="ru_RU"/>
-          </w:rPr>
-          <w:rPr>
-            <w:color w:val="0000EE"/>
-            <w:u w:val="single"/>
-          </w:rPr>
-          <w:t>1:5–14</w:t>
-        </w:r>
-      </w:hyperlink>
+      <w:r>
+        <w:rPr>
+          <w:lang w:val="ru_RU" w:bidi="ru_RU"/>
+        </w:rPr>
+        <w:t>1:5–14</w:t>
+      </w:r>
       <w:r>
         <w:rPr>
           <w:lang w:val="ru_RU" w:bidi="ru_RU"/>
         </w:rPr>
         <w:t>), Моисея (</w:t>
       </w:r>
-      <w:hyperlink r:id="rId53">
-        <w:r>
-          <w:rPr>
-            <w:lang w:val="ru_RU" w:bidi="ru_RU"/>
-          </w:rPr>
-          <w:rPr>
-            <w:color w:val="0000EE"/>
-            <w:u w:val="single"/>
-          </w:rPr>
-          <w:t>3:1–6</w:t>
-        </w:r>
-      </w:hyperlink>
+      <w:r>
+        <w:rPr>
+          <w:lang w:val="ru_RU" w:bidi="ru_RU"/>
+        </w:rPr>
+        <w:t>3:1–6</w:t>
+      </w:r>
       <w:r>
         <w:rPr>
           <w:lang w:val="ru_RU" w:bidi="ru_RU"/>
         </w:rPr>
         <w:t>) и левитское священство Ветхого Завета (</w:t>
       </w:r>
-      <w:hyperlink r:id="rId31">
-        <w:r>
-          <w:rPr>
-            <w:lang w:val="ru_RU" w:bidi="ru_RU"/>
-          </w:rPr>
-          <w:rPr>
-            <w:color w:val="0000EE"/>
-            <w:u w:val="single"/>
-          </w:rPr>
-          <w:t>5:1–10</w:t>
-        </w:r>
-      </w:hyperlink>
+      <w:r>
+        <w:rPr>
+          <w:lang w:val="ru_RU" w:bidi="ru_RU"/>
+        </w:rPr>
+        <w:t>5:1–10</w:t>
+      </w:r>
       <w:r>
         <w:rPr>
           <w:lang w:val="ru_RU" w:bidi="ru_RU"/>
         </w:rPr>
         <w:t xml:space="preserve">; </w:t>
       </w:r>
-      <w:hyperlink r:id="rId54">
-        <w:r>
-          <w:rPr>
-            <w:lang w:val="ru_RU" w:bidi="ru_RU"/>
-          </w:rPr>
-          <w:rPr>
-            <w:color w:val="0000EE"/>
-            <w:u w:val="single"/>
-          </w:rPr>
-          <w:t>7:1–28</w:t>
-        </w:r>
-      </w:hyperlink>
+      <w:r>
+        <w:rPr>
+          <w:lang w:val="ru_RU" w:bidi="ru_RU"/>
+        </w:rPr>
+        <w:t>7:1–28</w:t>
+      </w:r>
       <w:r>
         <w:rPr>
           <w:lang w:val="ru_RU" w:bidi="ru_RU"/>
@@ -1337,108 +1079,72 @@
         </w:rPr>
         <w:t>Иисус заключил новый, небесный завет, посредством Своей смерти предоставив Себя в качестве жертвы однажды и навсегда (</w:t>
       </w:r>
-      <w:hyperlink r:id="rId35">
-        <w:r>
-          <w:rPr>
-            <w:lang w:val="ru_RU" w:bidi="ru_RU"/>
-          </w:rPr>
-          <w:rPr>
-            <w:color w:val="0000EE"/>
-            <w:u w:val="single"/>
-          </w:rPr>
-          <w:t>8:3–10:18</w:t>
-        </w:r>
-      </w:hyperlink>
+      <w:r>
+        <w:rPr>
+          <w:lang w:val="ru_RU" w:bidi="ru_RU"/>
+        </w:rPr>
+        <w:t>8:3–10:18</w:t>
+      </w:r>
       <w:r>
         <w:rPr>
           <w:lang w:val="ru_RU" w:bidi="ru_RU"/>
         </w:rPr>
         <w:t>). В Своём воплощении Он претерпел страдания как верный Сын (</w:t>
       </w:r>
-      <w:hyperlink r:id="rId53">
-        <w:r>
-          <w:rPr>
-            <w:lang w:val="ru_RU" w:bidi="ru_RU"/>
-          </w:rPr>
-          <w:rPr>
-            <w:color w:val="0000EE"/>
-            <w:u w:val="single"/>
-          </w:rPr>
-          <w:t>3:1–6</w:t>
-        </w:r>
-      </w:hyperlink>
+      <w:r>
+        <w:rPr>
+          <w:lang w:val="ru_RU" w:bidi="ru_RU"/>
+        </w:rPr>
+        <w:t>3:1–6</w:t>
+      </w:r>
       <w:r>
         <w:rPr>
           <w:lang w:val="ru_RU" w:bidi="ru_RU"/>
         </w:rPr>
         <w:t xml:space="preserve">; </w:t>
       </w:r>
-      <w:hyperlink r:id="rId55">
-        <w:r>
-          <w:rPr>
-            <w:lang w:val="ru_RU" w:bidi="ru_RU"/>
-          </w:rPr>
-          <w:rPr>
-            <w:color w:val="0000EE"/>
-            <w:u w:val="single"/>
-          </w:rPr>
-          <w:t>5:7–8</w:t>
-        </w:r>
-      </w:hyperlink>
+      <w:r>
+        <w:rPr>
+          <w:lang w:val="ru_RU" w:bidi="ru_RU"/>
+        </w:rPr>
+        <w:t>5:7–8</w:t>
+      </w:r>
       <w:r>
         <w:rPr>
           <w:lang w:val="ru_RU" w:bidi="ru_RU"/>
         </w:rPr>
         <w:t xml:space="preserve">; </w:t>
       </w:r>
-      <w:hyperlink r:id="rId56">
-        <w:r>
-          <w:rPr>
-            <w:lang w:val="ru_RU" w:bidi="ru_RU"/>
-          </w:rPr>
-          <w:rPr>
-            <w:color w:val="0000EE"/>
-            <w:u w:val="single"/>
-          </w:rPr>
-          <w:t>12:1–2</w:t>
-        </w:r>
-      </w:hyperlink>
+      <w:r>
+        <w:rPr>
+          <w:lang w:val="ru_RU" w:bidi="ru_RU"/>
+        </w:rPr>
+        <w:t>12:1–2</w:t>
+      </w:r>
       <w:r>
         <w:rPr>
           <w:lang w:val="ru_RU" w:bidi="ru_RU"/>
         </w:rPr>
         <w:t>), и, будучи превознесённым, Он правит как Господь Вселенной (</w:t>
       </w:r>
-      <w:hyperlink r:id="rId57">
-        <w:r>
-          <w:rPr>
-            <w:lang w:val="ru_RU" w:bidi="ru_RU"/>
-          </w:rPr>
-          <w:rPr>
-            <w:color w:val="0000EE"/>
-            <w:u w:val="single"/>
-          </w:rPr>
-          <w:t>1:2–4</w:t>
-        </w:r>
-      </w:hyperlink>
+      <w:r>
+        <w:rPr>
+          <w:lang w:val="ru_RU" w:bidi="ru_RU"/>
+        </w:rPr>
+        <w:t>1:2–4</w:t>
+      </w:r>
       <w:r>
         <w:rPr>
           <w:lang w:val="ru_RU" w:bidi="ru_RU"/>
         </w:rPr>
         <w:t xml:space="preserve">, </w:t>
       </w:r>
-      <w:hyperlink r:id="rId58">
-        <w:r>
-          <w:rPr>
-            <w:lang w:val="ru_RU" w:bidi="ru_RU"/>
-          </w:rPr>
-          <w:rPr>
-            <w:color w:val="0000EE"/>
-            <w:u w:val="single"/>
-          </w:rPr>
-          <w:t>8–13</w:t>
-        </w:r>
-      </w:hyperlink>
+      <w:r>
+        <w:rPr>
+          <w:lang w:val="ru_RU" w:bidi="ru_RU"/>
+        </w:rPr>
+        <w:t>8–13</w:t>
+      </w:r>
       <w:r>
         <w:rPr>
           <w:lang w:val="ru_RU" w:bidi="ru_RU"/>
@@ -1459,144 +1165,96 @@
         </w:rPr>
         <w:t xml:space="preserve">Мы также можем посмотреть на позитивные примеры тех, кто был верен на своём пути в Божий вечный город (см. </w:t>
       </w:r>
-      <w:hyperlink r:id="rId59">
-        <w:r>
-          <w:rPr>
-            <w:lang w:val="ru_RU" w:bidi="ru_RU"/>
-          </w:rPr>
-          <w:rPr>
-            <w:color w:val="0000EE"/>
-            <w:u w:val="single"/>
-          </w:rPr>
-          <w:t>6:13–15</w:t>
-        </w:r>
-      </w:hyperlink>
+      <w:r>
+        <w:rPr>
+          <w:lang w:val="ru_RU" w:bidi="ru_RU"/>
+        </w:rPr>
+        <w:t>6:13–15</w:t>
+      </w:r>
       <w:r>
         <w:rPr>
           <w:lang w:val="ru_RU" w:bidi="ru_RU"/>
         </w:rPr>
         <w:t xml:space="preserve">; </w:t>
       </w:r>
-      <w:hyperlink r:id="rId46">
-        <w:r>
-          <w:rPr>
-            <w:lang w:val="ru_RU" w:bidi="ru_RU"/>
-          </w:rPr>
-          <w:rPr>
-            <w:color w:val="0000EE"/>
-            <w:u w:val="single"/>
-          </w:rPr>
-          <w:t>10:32–39</w:t>
-        </w:r>
-      </w:hyperlink>
+      <w:r>
+        <w:rPr>
+          <w:lang w:val="ru_RU" w:bidi="ru_RU"/>
+        </w:rPr>
+        <w:t>10:32–39</w:t>
+      </w:r>
       <w:r>
         <w:rPr>
           <w:lang w:val="ru_RU" w:bidi="ru_RU"/>
         </w:rPr>
         <w:t xml:space="preserve">; </w:t>
       </w:r>
-      <w:hyperlink r:id="rId60">
-        <w:r>
-          <w:rPr>
-            <w:lang w:val="ru_RU" w:bidi="ru_RU"/>
-          </w:rPr>
-          <w:rPr>
-            <w:color w:val="0000EE"/>
-            <w:u w:val="single"/>
-          </w:rPr>
-          <w:t>11:1–40</w:t>
-        </w:r>
-      </w:hyperlink>
+      <w:r>
+        <w:rPr>
+          <w:lang w:val="ru_RU" w:bidi="ru_RU"/>
+        </w:rPr>
+        <w:t>11:1–40</w:t>
+      </w:r>
       <w:r>
         <w:rPr>
           <w:lang w:val="ru_RU" w:bidi="ru_RU"/>
         </w:rPr>
         <w:t xml:space="preserve">), и на негативные примеры тех, кто пал в результате непослушания (см. </w:t>
       </w:r>
-      <w:hyperlink r:id="rId61">
-        <w:r>
-          <w:rPr>
-            <w:lang w:val="ru_RU" w:bidi="ru_RU"/>
-          </w:rPr>
-          <w:rPr>
-            <w:color w:val="0000EE"/>
-            <w:u w:val="single"/>
-          </w:rPr>
-          <w:t>3:7–19</w:t>
-        </w:r>
-      </w:hyperlink>
+      <w:r>
+        <w:rPr>
+          <w:lang w:val="ru_RU" w:bidi="ru_RU"/>
+        </w:rPr>
+        <w:t>3:7–19</w:t>
+      </w:r>
       <w:r>
         <w:rPr>
           <w:lang w:val="ru_RU" w:bidi="ru_RU"/>
         </w:rPr>
         <w:t xml:space="preserve">; </w:t>
       </w:r>
-      <w:hyperlink r:id="rId17">
-        <w:r>
-          <w:rPr>
-            <w:lang w:val="ru_RU" w:bidi="ru_RU"/>
-          </w:rPr>
-          <w:rPr>
-            <w:color w:val="0000EE"/>
-            <w:u w:val="single"/>
-          </w:rPr>
-          <w:t>6:4–8</w:t>
-        </w:r>
-      </w:hyperlink>
+      <w:r>
+        <w:rPr>
+          <w:lang w:val="ru_RU" w:bidi="ru_RU"/>
+        </w:rPr>
+        <w:t>6:4–8</w:t>
+      </w:r>
       <w:r>
         <w:rPr>
           <w:lang w:val="ru_RU" w:bidi="ru_RU"/>
         </w:rPr>
         <w:t>). И как дети Божии, мы можем принять Его обещания нашего наследия (</w:t>
       </w:r>
-      <w:hyperlink r:id="rId62">
-        <w:r>
-          <w:rPr>
-            <w:lang w:val="ru_RU" w:bidi="ru_RU"/>
-          </w:rPr>
-          <w:rPr>
-            <w:color w:val="0000EE"/>
-            <w:u w:val="single"/>
-          </w:rPr>
-          <w:t>4:3–11</w:t>
-        </w:r>
-      </w:hyperlink>
+      <w:r>
+        <w:rPr>
+          <w:lang w:val="ru_RU" w:bidi="ru_RU"/>
+        </w:rPr>
+        <w:t>4:3–11</w:t>
+      </w:r>
       <w:r>
         <w:rPr>
           <w:lang w:val="ru_RU" w:bidi="ru_RU"/>
         </w:rPr>
         <w:t xml:space="preserve">; </w:t>
       </w:r>
-      <w:hyperlink r:id="rId63">
-        <w:r>
-          <w:rPr>
-            <w:lang w:val="ru_RU" w:bidi="ru_RU"/>
-          </w:rPr>
-          <w:rPr>
-            <w:color w:val="0000EE"/>
-            <w:u w:val="single"/>
-          </w:rPr>
-          <w:t>6:13–20</w:t>
-        </w:r>
-      </w:hyperlink>
+      <w:r>
+        <w:rPr>
+          <w:lang w:val="ru_RU" w:bidi="ru_RU"/>
+        </w:rPr>
+        <w:t>6:13–20</w:t>
+      </w:r>
       <w:r>
         <w:rPr>
           <w:lang w:val="ru_RU" w:bidi="ru_RU"/>
         </w:rPr>
         <w:t xml:space="preserve">; </w:t>
       </w:r>
-      <w:hyperlink r:id="rId64">
-        <w:r>
-          <w:rPr>
-            <w:lang w:val="ru_RU" w:bidi="ru_RU"/>
-          </w:rPr>
-          <w:rPr>
-            <w:color w:val="0000EE"/>
-            <w:u w:val="single"/>
-          </w:rPr>
-          <w:t>12:22–24</w:t>
-        </w:r>
-      </w:hyperlink>
+      <w:r>
+        <w:rPr>
+          <w:lang w:val="ru_RU" w:bidi="ru_RU"/>
+        </w:rPr>
+        <w:t>12:22–24</w:t>
+      </w:r>
       <w:r>
         <w:rPr>
           <w:lang w:val="ru_RU" w:bidi="ru_RU"/>
@@ -1617,18 +1275,12 @@
         </w:rPr>
         <w:t>Благодаря Иисусу мы можем жить как верные члены христианской общины, в общении и поклонении (</w:t>
       </w:r>
-      <w:hyperlink r:id="rId65">
-        <w:r>
-          <w:rPr>
-            <w:lang w:val="ru_RU" w:bidi="ru_RU"/>
-          </w:rPr>
-          <w:rPr>
-            <w:color w:val="0000EE"/>
-            <w:u w:val="single"/>
-          </w:rPr>
-          <w:t>12:1–17</w:t>
-        </w:r>
-      </w:hyperlink>
+      <w:r>
+        <w:rPr>
+          <w:lang w:val="ru_RU" w:bidi="ru_RU"/>
+        </w:rPr>
+        <w:t>12:1–17</w:t>
+      </w:r>
       <w:r>
         <w:rPr>
           <w:lang w:val="ru_RU" w:bidi="ru_RU"/>
